--- a/documents-src/guidelines/cpcf-prism-fund-2026-2027-grant-guidelines.docx
+++ b/documents-src/guidelines/cpcf-prism-fund-2026-2027-grant-guidelines.docx
@@ -84,7 +84,7 @@
           </w:p>
           <w:p>
             <w:r>
-              <w:t>Program page: https://example.github.io/cinder-peaks-community-foundation/grants/prism-fund-lgbtq/</w:t>
+              <w:t>Program page: https://hufsa-stack.github.io/cinder-peaks-community-foundation/grants/prism-fund-lgbtq/</w:t>
             </w:r>
           </w:p>
         </w:tc>
@@ -789,7 +789,7 @@
         <w:t xml:space="preserve">Community Impact Grant Application Worksheet: </w:t>
       </w:r>
       <w:r>
-        <w:t>https://example.github.io/cinder-peaks-community-foundation/documents/templates/cpcf-community-impact-grant-application-worksheet.pdf</w:t>
+        <w:t>https://hufsa-stack.github.io/cinder-peaks-community-foundation/documents/templates/cpcf-community-impact-grant-application-worksheet.pdf</w:t>
       </w:r>
     </w:p>
     <w:p>
@@ -803,7 +803,7 @@
         <w:t xml:space="preserve">Grant Project Budget Template: </w:t>
       </w:r>
       <w:r>
-        <w:t>https://example.github.io/cinder-peaks-community-foundation/documents/templates/cpcf-grant-project-budget-template.pdf</w:t>
+        <w:t>https://hufsa-stack.github.io/cinder-peaks-community-foundation/documents/templates/cpcf-grant-project-budget-template.pdf</w:t>
       </w:r>
     </w:p>
     <w:p>
@@ -817,7 +817,7 @@
         <w:t xml:space="preserve">Community Impact Story Report Form: </w:t>
       </w:r>
       <w:r>
-        <w:t>https://example.github.io/cinder-peaks-community-foundation/documents/reporting/cpcf-community-impact-story-report-form.pdf</w:t>
+        <w:t>https://hufsa-stack.github.io/cinder-peaks-community-foundation/documents/reporting/cpcf-community-impact-story-report-form.pdf</w:t>
       </w:r>
     </w:p>
     <w:tbl>

--- a/documents-src/guidelines/cpcf-prism-fund-2026-2027-grant-guidelines.docx
+++ b/documents-src/guidelines/cpcf-prism-fund-2026-2027-grant-guidelines.docx
@@ -487,7 +487,7 @@
               <w:rPr>
                 <w:sz w:val="19"/>
               </w:rPr>
-              <w:t>Friday, November 20, 2026, 5:00 p.m. MST</w:t>
+              <w:t>Friday, November 20, 2026, 6:00 p.m. MST</w:t>
             </w:r>
           </w:p>
         </w:tc>
@@ -632,7 +632,7 @@
         <w:t xml:space="preserve">3.  Submit online. </w:t>
       </w:r>
       <w:r>
-        <w:t>Submit the application and budget in the CPCF Grant Portal by 5:00 p.m. MST on November 20, 2026.</w:t>
+        <w:t>Submit the application and budget in the CPCF Grant Portal by 6:00 p.m. MST on November 20, 2026.</w:t>
       </w:r>
     </w:p>
     <w:p>

--- a/documents-src/guidelines/cpcf-prism-fund-2026-2027-grant-guidelines.docx
+++ b/documents-src/guidelines/cpcf-prism-fund-2026-2027-grant-guidelines.docx
@@ -31,7 +31,7 @@
           <w:color w:val="5F6B6E"/>
           <w:sz w:val="22"/>
         </w:rPr>
-        <w:t>Competitive grant  ·  Accepting applications through November 20, 2026</w:t>
+        <w:t>Competitive grant  ·  Closed early: applications are no longer being accepted</w:t>
       </w:r>
     </w:p>
     <w:tbl>
@@ -508,6 +508,44 @@
                 <w:b/>
                 <w:sz w:val="19"/>
               </w:rPr>
+              <w:t>Application status</w:t>
+            </w:r>
+          </w:p>
+        </w:tc>
+        <w:tc>
+          <w:tcPr>
+            <w:tcW w:type="dxa" w:w="6192"/>
+          </w:tcPr>
+          <w:p>
+            <w:pPr>
+              <w:spacing w:after="40"/>
+            </w:pPr>
+            <w:r/>
+            <w:r>
+              <w:rPr>
+                <w:sz w:val="19"/>
+              </w:rPr>
+              <w:t>Closed early. Applications have closed early because available funds have been committed.</w:t>
+            </w:r>
+          </w:p>
+        </w:tc>
+      </w:tr>
+      <w:tr>
+        <w:tc>
+          <w:tcPr>
+            <w:tcW w:type="dxa" w:w="3456"/>
+            <w:shd w:val="clear" w:color="auto" w:fill="F4EEE4"/>
+          </w:tcPr>
+          <w:p>
+            <w:pPr>
+              <w:spacing w:after="40"/>
+            </w:pPr>
+            <w:r/>
+            <w:r>
+              <w:rPr>
+                <w:b/>
+                <w:sz w:val="19"/>
+              </w:rPr>
               <w:t>Decision</w:t>
             </w:r>
           </w:p>
